--- a/writeups/docx/10_active_volume_compiler.docx
+++ b/writeups/docx/10_active_volume_compiler.docx
@@ -8,7 +8,7 @@
         <w:jc w:val="left"/>
       </w:pPr>
       <w:r>
-        <w:t>Optimising the Magic-State Factory Ratio to Minimise Spacetime Volume</w:t>
+        <w:t>Optimizing the Magic-State Factory Ratio to Minimize Spacetime Volume</w:t>
       </w:r>
     </w:p>
     <w:p>
@@ -42,7 +42,7 @@
         <w:spacing w:after="120"/>
       </w:pPr>
       <w:r>
-        <w:t>A running fault-tolerant algorithm spends most of its physical qubits not on logical data but on the magic-state factories that supply its non-Clifford gates. A transparent resource compiler was built to map a Clifford+T circuit onto a surface-code lattice-surgery layout and to optimise the number of factories. The circuit is reduced to its fault-tolerance-relevant summary - logical qubit count, T-count, T-depth and peak parallel T-demand - by an as-soon-as-possible scheduler, and the layout is costed in surface-code tiles. The runtime is the larger of the time to execute the logical layers and the time to produce every magic state, so the architecture is either data-limited or factory-limited. Scanning the factory count revealed a clear interior minimum of the spacetime volume, located exactly at the crossover between the two regimes, demonstrating a quantitative answer to how many factories a computation should provision.</w:t>
+        <w:t>A running fault-tolerant algorithm spends most of its physical qubits not on logical data but on the magic-state factories that supply its non-Clifford gates. A transparent resource compiler was built to map a Clifford+T circuit onto a surface-code lattice-surgery layout and to optimize the number of factories. The circuit is reduced to its fault-tolerance-relevant summary - logical qubit count, T-count, T-depth and peak parallel T-demand - by an as-soon-as-possible scheduler, and the layout is costed in surface-code tiles. The runtime is the larger of the time to execute the logical layers and the time to produce every magic state, so the architecture is either data-limited or factory-limited. Scanning the factory count revealed a clear interior minimum of the spacetime volume, located exactly at the crossover between the two regimes, demonstrating a quantitative answer to how many factories a computation should provision.</w:t>
       </w:r>
     </w:p>
     <w:p>
@@ -60,7 +60,7 @@
     </w:p>
     <w:p>
       <w:r>
-        <w:t>This work built a compiler pass that turns a logical circuit into a physical-qubit and runtime budget and then optimises the factory ratio, in order to demonstrate, with a transparent cost model, that a volume-optimal number of factories exists and where it lies.</w:t>
+        <w:t>This work built a compiler pass that turns a logical circuit into a physical-qubit and runtime budget and then optimizes the factory ratio, in order to demonstrate, with a transparent cost model, that a volume-optimal number of factories exists and where it lies.</w:t>
       </w:r>
     </w:p>
     <w:p>
@@ -78,7 +78,7 @@
     </w:p>
     <w:p>
       <w:r>
-        <w:t>The layout was costed in surface-code tiles of two times the distance squared physical qubits each: logical data and routing occupy a fixed number of tiles per logical qubit, and each magic-state factory occupies a fixed number of tiles and emits one T-state every few code cycles. The runtime in cycles was taken as the maximum of the logic-limited time, the logical depth times the distance, and the factory-limited time, the T-count times the factory period divided by the number of factories. Spacetime volume was the physical-qubit footprint times the runtime in cycles, and the factory count minimising it was found by scanning. All parameters are overridable and set to order-of-magnitude literature values.</w:t>
+        <w:t>The layout was costed in surface-code tiles of two times the distance squared physical qubits each: logical data and routing occupy a fixed number of tiles per logical qubit, and each magic-state factory occupies a fixed number of tiles and emits one T-state every few code cycles. The runtime in cycles was taken as the maximum of the logic-limited time, the logical depth times the distance, and the factory-limited time, the T-count times the factory period divided by the number of factories. Spacetime volume was the physical-qubit footprint times the runtime in cycles, and the factory count minimizing it was found by scanning. All parameters are overridable and set to order-of-magnitude literature values.</w:t>
       </w:r>
     </w:p>
     <w:p>
@@ -147,7 +147,7 @@
           <w:i/>
           <w:sz w:val="18"/>
         </w:rPr>
-        <w:t>Figure 1. Spacetime volume versus number of magic-state factories for a T-heavy benchmark. The volume is minimised at an interior optimum (marked), between the factory-limited and data-limited regimes.</w:t>
+        <w:t>Figure 1. Spacetime volume versus number of magic-state factories for a T-heavy benchmark. The volume is minimized at an interior optimum (marked), between the factory-limited and data-limited regimes.</w:t>
       </w:r>
     </w:p>
     <w:p>

--- a/writeups/docx/10_active_volume_compiler.docx
+++ b/writeups/docx/10_active_volume_compiler.docx
@@ -42,7 +42,7 @@
         <w:spacing w:after="120"/>
       </w:pPr>
       <w:r>
-        <w:t>A running fault-tolerant algorithm spends most of its physical qubits not on logical data but on the magic-state factories that supply its non-Clifford gates. A transparent resource compiler was built to map a Clifford+T circuit onto a surface-code lattice-surgery layout and to optimize the number of factories. The circuit is reduced to its fault-tolerance-relevant summary - logical qubit count, T-count, T-depth and peak parallel T-demand - by an as-soon-as-possible scheduler, and the layout is costed in surface-code tiles. The runtime is the larger of the time to execute the logical layers and the time to produce every magic state, so the architecture is either data-limited or factory-limited. Scanning the factory count revealed a clear interior minimum of the spacetime volume, located exactly at the crossover between the two regimes, demonstrating a quantitative answer to how many factories a computation should provision.</w:t>
+        <w:t>A running fault-tolerant algorithm spends most of its physical qubits not on logical data but on the magic-state factories that supply its non-Clifford gates. A resource compiler was built to map a Clifford+T circuit onto a surface-code lattice-surgery layout and to optimize the number of factories. The circuit is reduced to its fault-tolerance-relevant summary - logical qubit count, T-count, T-depth and peak parallel T-demand - by an as-soon-as-possible scheduler, and the layout is costed in surface-code tiles. The runtime is the larger of the time to execute the logical layers and the time to produce every magic state, so the architecture is either data-limited or factory-limited. Scanning the factory count revealed an interior minimum of the spacetime volume, located at the crossover between the two regimes, giving a quantitative estimate of how many factories a computation should provision.</w:t>
       </w:r>
     </w:p>
     <w:p>
@@ -60,7 +60,7 @@
     </w:p>
     <w:p>
       <w:r>
-        <w:t>This work built a compiler pass that turns a logical circuit into a physical-qubit and runtime budget and then optimizes the factory ratio, in order to demonstrate, with a transparent cost model, that a volume-optimal number of factories exists and where it lies.</w:t>
+        <w:t>This work built a compiler pass that turns a logical circuit into a physical-qubit and runtime budget and then optimizes the factory ratio, in order to locate, with an explicit cost model, the volume-optimal number of factories.</w:t>
       </w:r>
     </w:p>
     <w:p>

--- a/writeups/docx/10_active_volume_compiler.docx
+++ b/writeups/docx/10_active_volume_compiler.docx
@@ -211,7 +211,7 @@
     </w:p>
     <w:p>
       <w:r>
-        <w:t>The existence of an interior volume optimum, and its location at the factory/logic crossover, is the quantitative lesson: a fault-tolerant architecture should provision just enough factories to make magic-state production keep pace with the logical circuit, and no more. Expressing the trade-off through a transparent tile-based model makes the answer inspectable and easy to re-run under different hardware assumptions.</w:t>
+        <w:t>The existence of an interior volume optimum, and its location at the factory/logic crossover, is the quantitative lesson: a fault-tolerant architecture should provision just enough factories to make magic-state production keep pace with the logical circuit, and no more. Expressing the trade-off through a tile-based model makes the answer inspectable and easy to re-run under different hardware assumptions.</w:t>
       </w:r>
     </w:p>
     <w:p>
